--- a/a7/build/out/u3/A7 3.T1 Exponent Laws with Variable Bases - Teacher Edition.docx
+++ b/a7/build/out/u3/A7 3.T1 Exponent Laws with Variable Bases - Teacher Edition.docx
@@ -3934,7 +3934,7 @@
           <w:color w:val="1A1A1A"/>
           <w:sz w:val="21"/>
         </w:rPr>
-        <w:t xml:space="preserve">Independent Set — Six questions. On your own, in silence.  </w:t>
+        <w:t xml:space="preserve">Independent Set — Six questions. On your own, in writing.  </w:t>
       </w:r>
       <w:r>
         <w:rPr>
@@ -3943,7 +3943,7 @@
           <w:color w:val="1A1A1A"/>
           <w:sz w:val="21"/>
         </w:rPr>
-        <w:t>Hand out the Independent Set.</w:t>
+        <w:t>Hand out the Independent Set; the same six questions are on the board.</w:t>
       </w:r>
     </w:p>
     <w:p>

--- a/a7/build/out/u3/A7 3.T1 Exponent Laws with Variable Bases - Teacher Edition.docx
+++ b/a7/build/out/u3/A7 3.T1 Exponent Laws with Variable Bases - Teacher Edition.docx
@@ -3337,7 +3337,7 @@
       <w:r>
         <w:drawing>
           <wp:inline xmlns:a="http://schemas.openxmlformats.org/drawingml/2006/main" xmlns:pic="http://schemas.openxmlformats.org/drawingml/2006/picture">
-            <wp:extent cx="249935" cy="252984"/>
+            <wp:extent cx="265176" cy="249935"/>
             <wp:docPr id="11" name="Picture 11"/>
             <wp:cNvGraphicFramePr>
               <a:graphicFrameLocks noChangeAspect="1"/>
@@ -3346,7 +3346,7 @@
               <a:graphicData uri="http://schemas.openxmlformats.org/drawingml/2006/picture">
                 <pic:pic>
                   <pic:nvPicPr>
-                    <pic:cNvPr id="0" name="d54e7d2f3a0f00f0.png"/>
+                    <pic:cNvPr id="0" name="a03837185fbdb987.png"/>
                     <pic:cNvPicPr/>
                   </pic:nvPicPr>
                   <pic:blipFill>
@@ -3358,7 +3358,7 @@
                   <pic:spPr>
                     <a:xfrm>
                       <a:off x="0" y="0"/>
-                      <a:ext cx="249935" cy="252984"/>
+                      <a:ext cx="265176" cy="249935"/>
                     </a:xfrm>
                     <a:prstGeom prst="rect"/>
                   </pic:spPr>
@@ -3380,7 +3380,7 @@
       <w:r>
         <w:drawing>
           <wp:inline xmlns:a="http://schemas.openxmlformats.org/drawingml/2006/main" xmlns:pic="http://schemas.openxmlformats.org/drawingml/2006/picture">
-            <wp:extent cx="182880" cy="143256"/>
+            <wp:extent cx="131064" cy="143256"/>
             <wp:docPr id="12" name="Picture 12"/>
             <wp:cNvGraphicFramePr>
               <a:graphicFrameLocks noChangeAspect="1"/>
@@ -3389,7 +3389,7 @@
               <a:graphicData uri="http://schemas.openxmlformats.org/drawingml/2006/picture">
                 <pic:pic>
                   <pic:nvPicPr>
-                    <pic:cNvPr id="0" name="e210c69bb97cb8cc.png"/>
+                    <pic:cNvPr id="0" name="9d66007ba07d5e8d.png"/>
                     <pic:cNvPicPr/>
                   </pic:nvPicPr>
                   <pic:blipFill>
@@ -3401,7 +3401,7 @@
                   <pic:spPr>
                     <a:xfrm>
                       <a:off x="0" y="0"/>
-                      <a:ext cx="182880" cy="143256"/>
+                      <a:ext cx="131064" cy="143256"/>
                     </a:xfrm>
                     <a:prstGeom prst="rect"/>
                   </pic:spPr>
@@ -3418,7 +3418,7 @@
           <w:color w:val="6B6B6B"/>
           <w:sz w:val="19"/>
         </w:rPr>
-        <w:t xml:space="preserve">   m</w:t>
+        <w:t xml:space="preserve">   c</w:t>
       </w:r>
       <w:r>
         <w:rPr>
@@ -3428,7 +3428,7 @@
           <w:sz w:val="19"/>
           <w:vertAlign w:val="superscript"/>
         </w:rPr>
-        <w:t>4</w:t>
+        <w:t>8</w:t>
       </w:r>
       <w:r>
         <w:rPr>
@@ -3437,7 +3437,7 @@
           <w:color w:val="6B6B6B"/>
           <w:sz w:val="19"/>
         </w:rPr>
-        <w:t>n — n</w:t>
+        <w:t>d — d</w:t>
       </w:r>
       <w:r>
         <w:rPr>
@@ -3456,7 +3456,7 @@
           <w:color w:val="6B6B6B"/>
           <w:sz w:val="19"/>
         </w:rPr>
-        <w:t xml:space="preserve"> read as n [8.AR.1.1: zero exponent]; 0 or m</w:t>
+        <w:t xml:space="preserve"> read as d [8.AR.1.1: zero exponent]; 0 or c</w:t>
       </w:r>
       <w:r>
         <w:rPr>
@@ -3466,7 +3466,7 @@
           <w:sz w:val="19"/>
           <w:vertAlign w:val="superscript"/>
         </w:rPr>
-        <w:t>4</w:t>
+        <w:t>8</w:t>
       </w:r>
       <w:r>
         <w:rPr>
@@ -3475,7 +3475,7 @@
           <w:color w:val="6B6B6B"/>
           <w:sz w:val="19"/>
         </w:rPr>
-        <w:t xml:space="preserve"> · 0 — n</w:t>
+        <w:t xml:space="preserve"> · 0 — d</w:t>
       </w:r>
       <w:r>
         <w:rPr>
@@ -3494,7 +3494,7 @@
           <w:color w:val="6B6B6B"/>
           <w:sz w:val="19"/>
         </w:rPr>
-        <w:t xml:space="preserve"> read as 0 [8.AR.1.1: zero exponent, n</w:t>
+        <w:t xml:space="preserve"> read as 0 [8.AR.1.1: zero exponent, d</w:t>
       </w:r>
       <w:r>
         <w:rPr>
@@ -3683,26 +3683,7 @@
           <w:color w:val="1A1A1A"/>
           <w:sz w:val="21"/>
         </w:rPr>
-        <w:t>Rachel writes (15xy</w:t>
-      </w:r>
-      <w:r>
-        <w:rPr>
-          <w:b w:val="0"/>
-          <w:i w:val="0"/>
-          <w:color w:val="1A1A1A"/>
-          <w:sz w:val="21"/>
-          <w:vertAlign w:val="superscript"/>
-        </w:rPr>
-        <w:t>2</w:t>
-      </w:r>
-      <w:r>
-        <w:rPr>
-          <w:b w:val="0"/>
-          <w:i w:val="0"/>
-          <w:color w:val="1A1A1A"/>
-          <w:sz w:val="21"/>
-        </w:rPr>
-        <w:t>)</w:t>
+        <w:t>Rachel writes (14a</w:t>
       </w:r>
       <w:r>
         <w:rPr>
@@ -3721,7 +3702,7 @@
           <w:color w:val="1A1A1A"/>
           <w:sz w:val="21"/>
         </w:rPr>
-        <w:t xml:space="preserve"> as 15 · 15 · 15 · x · x · x · y · y · y · y · y · y. Justina writes it as 3,375x</w:t>
+        <w:t>b)</w:t>
       </w:r>
       <w:r>
         <w:rPr>
@@ -3740,7 +3721,7 @@
           <w:color w:val="1A1A1A"/>
           <w:sz w:val="21"/>
         </w:rPr>
-        <w:t>y</w:t>
+        <w:t xml:space="preserve"> as 14 · 14 · 14 · a · a · a · a · a · a · a · a · a · b · b · b. Justina writes it as 2,744a</w:t>
       </w:r>
       <w:r>
         <w:rPr>
@@ -3750,7 +3731,26 @@
           <w:sz w:val="21"/>
           <w:vertAlign w:val="superscript"/>
         </w:rPr>
-        <w:t>6</w:t>
+        <w:t>9</w:t>
+      </w:r>
+      <w:r>
+        <w:rPr>
+          <w:b w:val="0"/>
+          <w:i w:val="0"/>
+          <w:color w:val="1A1A1A"/>
+          <w:sz w:val="21"/>
+        </w:rPr>
+        <w:t>b</w:t>
+      </w:r>
+      <w:r>
+        <w:rPr>
+          <w:b w:val="0"/>
+          <w:i w:val="0"/>
+          <w:color w:val="1A1A1A"/>
+          <w:sz w:val="21"/>
+          <w:vertAlign w:val="superscript"/>
+        </w:rPr>
+        <w:t>3</w:t>
       </w:r>
       <w:r>
         <w:rPr>
@@ -3768,7 +3768,7 @@
           <w:color w:val="9E1B32"/>
           <w:sz w:val="21"/>
         </w:rPr>
-        <w:t>Both are correct; 15</w:t>
+        <w:t>Both are correct; 14</w:t>
       </w:r>
       <w:r>
         <w:rPr>
@@ -3787,7 +3787,26 @@
           <w:color w:val="9E1B32"/>
           <w:sz w:val="21"/>
         </w:rPr>
-        <w:t xml:space="preserve"> = 3,375, x · x · x = x</w:t>
+        <w:t xml:space="preserve"> = 2,744, nine a's make a</w:t>
+      </w:r>
+      <w:r>
+        <w:rPr>
+          <w:b/>
+          <w:i/>
+          <w:color w:val="9E1B32"/>
+          <w:sz w:val="21"/>
+          <w:vertAlign w:val="superscript"/>
+        </w:rPr>
+        <w:t>9</w:t>
+      </w:r>
+      <w:r>
+        <w:rPr>
+          <w:b/>
+          <w:i/>
+          <w:color w:val="9E1B32"/>
+          <w:sz w:val="21"/>
+        </w:rPr>
+        <w:t>, and b · b · b = b</w:t>
       </w:r>
       <w:r>
         <w:rPr>
@@ -3806,25 +3825,6 @@
           <w:color w:val="9E1B32"/>
           <w:sz w:val="21"/>
         </w:rPr>
-        <w:t>, and six y's make y</w:t>
-      </w:r>
-      <w:r>
-        <w:rPr>
-          <w:b/>
-          <w:i/>
-          <w:color w:val="9E1B32"/>
-          <w:sz w:val="21"/>
-          <w:vertAlign w:val="superscript"/>
-        </w:rPr>
-        <w:t>6</w:t>
-      </w:r>
-      <w:r>
-        <w:rPr>
-          <w:b/>
-          <w:i/>
-          <w:color w:val="9E1B32"/>
-          <w:sz w:val="21"/>
-        </w:rPr>
         <w:t>.</w:t>
       </w:r>
       <w:r>
@@ -3834,7 +3834,26 @@
           <w:color w:val="6B6B6B"/>
           <w:sz w:val="19"/>
         </w:rPr>
-        <w:t xml:space="preserve">   'Justina only' — the expanded form is not recognized as equivalent [8.AR.1.1: generate equivalent expressions]; 'Rachel only' or '15x</w:t>
+        <w:t xml:space="preserve">   'Justina only' — the expanded form is not recognized as equivalent [8.AR.1.1: generate equivalent expressions]; 'Rachel only' or '14a</w:t>
+      </w:r>
+      <w:r>
+        <w:rPr>
+          <w:b w:val="0"/>
+          <w:i/>
+          <w:color w:val="6B6B6B"/>
+          <w:sz w:val="19"/>
+          <w:vertAlign w:val="superscript"/>
+        </w:rPr>
+        <w:t>9</w:t>
+      </w:r>
+      <w:r>
+        <w:rPr>
+          <w:b w:val="0"/>
+          <w:i/>
+          <w:color w:val="6B6B6B"/>
+          <w:sz w:val="19"/>
+        </w:rPr>
+        <w:t>b</w:t>
       </w:r>
       <w:r>
         <w:rPr>
@@ -3853,7 +3872,7 @@
           <w:color w:val="6B6B6B"/>
           <w:sz w:val="19"/>
         </w:rPr>
-        <w:t>y</w:t>
+        <w:t>' — the coefficient was not cubed [B1G-M 8.AR.1.1: power of a product]; '42a</w:t>
       </w:r>
       <w:r>
         <w:rPr>
@@ -3863,7 +3882,7 @@
           <w:sz w:val="19"/>
           <w:vertAlign w:val="superscript"/>
         </w:rPr>
-        <w:t>6</w:t>
+        <w:t>9</w:t>
       </w:r>
       <w:r>
         <w:rPr>
@@ -3872,7 +3891,7 @@
           <w:color w:val="6B6B6B"/>
           <w:sz w:val="19"/>
         </w:rPr>
-        <w:t>' — the coefficient was not cubed [B1G-M 8.AR.1.1: power of a product]; '45x</w:t>
+        <w:t>b</w:t>
       </w:r>
       <w:r>
         <w:rPr>
@@ -3883,25 +3902,6 @@
           <w:vertAlign w:val="superscript"/>
         </w:rPr>
         <w:t>3</w:t>
-      </w:r>
-      <w:r>
-        <w:rPr>
-          <w:b w:val="0"/>
-          <w:i/>
-          <w:color w:val="6B6B6B"/>
-          <w:sz w:val="19"/>
-        </w:rPr>
-        <w:t>y</w:t>
-      </w:r>
-      <w:r>
-        <w:rPr>
-          <w:b w:val="0"/>
-          <w:i/>
-          <w:color w:val="6B6B6B"/>
-          <w:sz w:val="19"/>
-          <w:vertAlign w:val="superscript"/>
-        </w:rPr>
-        <w:t>6</w:t>
       </w:r>
       <w:r>
         <w:rPr>
@@ -4276,7 +4276,7 @@
           <w:color w:val="1A1A1A"/>
           <w:sz w:val="20"/>
         </w:rPr>
-        <w:t>m</w:t>
+        <w:t>c</w:t>
       </w:r>
       <w:r>
         <w:rPr>
@@ -4286,7 +4286,7 @@
           <w:sz w:val="20"/>
           <w:vertAlign w:val="superscript"/>
         </w:rPr>
-        <w:t>4</w:t>
+        <w:t>8</w:t>
       </w:r>
       <w:r>
         <w:rPr>
@@ -4295,7 +4295,7 @@
           <w:color w:val="1A1A1A"/>
           <w:sz w:val="20"/>
         </w:rPr>
-        <w:t>n — n</w:t>
+        <w:t>d — d</w:t>
       </w:r>
       <w:r>
         <w:rPr>
@@ -4314,7 +4314,7 @@
           <w:color w:val="1A1A1A"/>
           <w:sz w:val="20"/>
         </w:rPr>
-        <w:t xml:space="preserve"> read as n [8.AR.1.1: zero exponent]</w:t>
+        <w:t xml:space="preserve"> read as d [8.AR.1.1: zero exponent]</w:t>
       </w:r>
     </w:p>
     <w:p>
@@ -4385,7 +4385,7 @@
           <w:color w:val="1A1A1A"/>
           <w:sz w:val="21"/>
         </w:rPr>
-        <w:t>Whiteboards and markers. Calculators are allowed on everything; there is little for them to do today beyond 15</w:t>
+        <w:t>Whiteboards and markers. Calculators are allowed on everything; there is little for them to do today beyond 14</w:t>
       </w:r>
       <w:r>
         <w:rPr>
@@ -4404,7 +4404,7 @@
           <w:color w:val="1A1A1A"/>
           <w:sz w:val="21"/>
         </w:rPr>
-        <w:t>.</w:t>
+        <w:t xml:space="preserve"> on whiteboard 9.</w:t>
       </w:r>
     </w:p>
     <w:sectPr>

--- a/a7/build/out/u3/A7 3.T1 Exponent Laws with Variable Bases - Teacher Edition.docx
+++ b/a7/build/out/u3/A7 3.T1 Exponent Laws with Variable Bases - Teacher Edition.docx
@@ -2624,7 +2624,7 @@
               <a:graphicData uri="http://schemas.openxmlformats.org/drawingml/2006/picture">
                 <pic:pic>
                   <pic:nvPicPr>
-                    <pic:cNvPr id="0" name="e1e763305326f8fb.png"/>
+                    <pic:cNvPr id="0" name="3d6b231ce16d674c.png"/>
                     <pic:cNvPicPr/>
                   </pic:nvPicPr>
                   <pic:blipFill>
@@ -2658,7 +2658,7 @@
       <w:r>
         <w:drawing>
           <wp:inline xmlns:a="http://schemas.openxmlformats.org/drawingml/2006/main" xmlns:pic="http://schemas.openxmlformats.org/drawingml/2006/picture">
-            <wp:extent cx="201168" cy="173736"/>
+            <wp:extent cx="198120" cy="173736"/>
             <wp:docPr id="5" name="Picture 5"/>
             <wp:cNvGraphicFramePr>
               <a:graphicFrameLocks noChangeAspect="1"/>
@@ -2667,7 +2667,7 @@
               <a:graphicData uri="http://schemas.openxmlformats.org/drawingml/2006/picture">
                 <pic:pic>
                   <pic:nvPicPr>
-                    <pic:cNvPr id="0" name="f35f03374221c32f.png"/>
+                    <pic:cNvPr id="0" name="c3fb6e06f007a080.png"/>
                     <pic:cNvPicPr/>
                   </pic:nvPicPr>
                   <pic:blipFill>
@@ -2679,7 +2679,7 @@
                   <pic:spPr>
                     <a:xfrm>
                       <a:off x="0" y="0"/>
-                      <a:ext cx="201168" cy="173736"/>
+                      <a:ext cx="198120" cy="173736"/>
                     </a:xfrm>
                     <a:prstGeom prst="rect"/>
                   </pic:spPr>
@@ -2706,7 +2706,7 @@
           <w:sz w:val="19"/>
           <w:vertAlign w:val="superscript"/>
         </w:rPr>
-        <w:t>7</w:t>
+        <w:t>8</w:t>
       </w:r>
       <w:r>
         <w:rPr>
@@ -4071,7 +4071,7 @@
           <w:sz w:val="20"/>
           <w:vertAlign w:val="superscript"/>
         </w:rPr>
-        <w:t>7</w:t>
+        <w:t>8</w:t>
       </w:r>
       <w:r>
         <w:rPr>
